--- a/docs/kancelar/3_Informace_pro_klienty_AI.docx
+++ b/docs/kancelar/3_Informace_pro_klienty_AI.docx
@@ -188,17 +188,7 @@
         <w:spacing w:after="60"/>
       </w:pPr>
       <w:r>
-        <w:t xml:space="preserve">Asistenti AI běží </w:t>
-      </w:r>
-      <w:r>
-        <w:rPr>
-          <w:b/>
-          <w:bCs/>
-        </w:rPr>
-        <w:t xml:space="preserve">na počítači kanceláře</w:t>
-      </w:r>
-      <w:r>
-        <w:t xml:space="preserve">. Vaše dokumenty a údaje se neposílají do veřejných služeb AI (např. ChatGPT) a nepoužívají se k trénování modelů.</w:t>
+        <w:t>Ve výchozím nastavení běží asistenti AI na počítači kanceláře. Vaše dokumenty a údaje se neposílají do veřejných služeb AI (např. ChatGPT) a nepoužívají se k trénování modelů.</w:t>
       </w:r>
     </w:p>
     <w:p>
@@ -240,7 +230,53 @@
         <w:rPr>
           <w:highlight w:val="yellow"/>
         </w:rPr>
-        <w:t xml:space="preserve">[doplnit: pokud kancelář zapne cloudovou službu (např. jazykový model v datacentru v EU), uvést ji zde včetně poskytovatele a záruk]</w:t>
+        <w:t>[Varianta pro kancelář, která cloudový model používá — jinak tento a další tři body vypusťte.]</w:t>
+      </w:r>
+      <w:r>
+        <w:rPr/>
+        <w:t xml:space="preserve"> U některých úkolů může kancelář použít výkonnější jazykový model Claude (společnost Anthropic) provozovaný službou Amazon Bedrock v datacentrech v Evropské unii, ve vlastním účtu kanceláře. Údaje z vaší věci se takto zpracují jen s vaším souhlasem; ve zvlášť citlivých věcech (např. trestní obhajoba, zdravotní údaje) nikdy.</w:t>
+      </w:r>
+    </w:p>
+    <w:p>
+      <w:pPr>
+        <w:pStyle w:val="ListParagraph"/>
+        <w:numPr>
+          <w:ilvl w:val="0"/>
+          <w:numId w:val="2"/>
+        </w:numPr>
+        <w:spacing w:after="60"/>
+      </w:pPr>
+      <w:r>
+        <w:rPr/>
+        <w:t>Amazon Web Services EMEA SARL (Lucemburk) je v takovém případě zpracovatelem kanceláře. Vstupy a odpovědi se podle smluvních podmínek AWS neukládají a nepoužívají k trénování modelů.</w:t>
+      </w:r>
+    </w:p>
+    <w:p>
+      <w:pPr>
+        <w:pStyle w:val="ListParagraph"/>
+        <w:numPr>
+          <w:ilvl w:val="0"/>
+          <w:numId w:val="2"/>
+        </w:numPr>
+        <w:spacing w:after="60"/>
+      </w:pPr>
+      <w:r>
+        <w:rPr/>
+        <w:t>Skupina AWS má sídlo v USA. Nelze proto zcela vyloučit žádost amerických úřadů o přístup k datům (tzv. CLOUD Act). I proto se cloud použije jen s vaším souhlasem a jen v rozsahu potřebném pro konkrétní úkol.</w:t>
+      </w:r>
+    </w:p>
+    <w:p>
+      <w:pPr>
+        <w:pStyle w:val="ListParagraph"/>
+        <w:numPr>
+          <w:ilvl w:val="0"/>
+          <w:numId w:val="2"/>
+        </w:numPr>
+        <w:spacing w:after="60"/>
+      </w:pPr>
+      <w:r>
+        <w:rPr/>
+        <w:t>Souhlas můžete kdykoli odvolat (stačí e-mail nebo telefonát advokátovi); od té chvíle se vaše věc zpracovává jen na počítači kanceláře. Na kvalitu právních služeb nemá odmítnutí cloudu vliv.</w:t>
       </w:r>
     </w:p>
     <w:p>
@@ -338,6 +374,46 @@
           <w:szCs w:val="19"/>
         </w:rPr>
         <w:t xml:space="preserve">„Klient bere na vědomí, že advokát při poskytování právních služeb využívá nástroje umělé inteligence provozované na zařízeních advokáta, a to pouze jako podpůrný prostředek; výstupy kontroluje advokát, který za poskytnuté právní služby odpovídá. Údaje klienta se nepředávají veřejným službám umělé inteligence.“</w:t>
+      </w:r>
+    </w:p>
+    <w:p>
+      <w:pPr>
+        <w:pBdr>
+          <w:left w:val="single" w:color="7F7F7F" w:sz="18" w:space="6"/>
+        </w:pBdr>
+        <w:shd w:fill="F2F2F2" w:color="auto" w:val="clear"/>
+        <w:spacing w:after="160" w:before="120"/>
+        <w:ind w:left="120"/>
+      </w:pPr>
+      <w:r>
+        <w:rPr>
+          <w:i/>
+          <w:iCs/>
+          <w:color w:val="444444"/>
+          <w:sz w:val="19"/>
+          <w:szCs w:val="19"/>
+        </w:rPr>
+        <w:t>Varianta s rámcovým souhlasem s cloudem (použijte jen tehdy, pokud kancelář cloud používá; samostatný souhlas pro jednu věc je ve vzoru 7):</w:t>
+      </w:r>
+    </w:p>
+    <w:p>
+      <w:pPr>
+        <w:pBdr>
+          <w:left w:val="single" w:color="7F7F7F" w:sz="18" w:space="6"/>
+        </w:pBdr>
+        <w:shd w:fill="F2F2F2" w:color="auto" w:val="clear"/>
+        <w:spacing w:after="160" w:before="120"/>
+        <w:ind w:left="120"/>
+      </w:pPr>
+      <w:r>
+        <w:rPr>
+          <w:i/>
+          <w:iCs/>
+          <w:color w:val="444444"/>
+          <w:sz w:val="19"/>
+          <w:szCs w:val="19"/>
+        </w:rPr>
+        <w:t>„Klient souhlasí, aby advokát v nezbytném rozsahu využil k přípravě podkladů též jazykový model provozovaný v datacentrech v Evropské unii službou Amazon Bedrock (zpracovatel Amazon Web Services EMEA SARL), a to pouze v účtu advokáta, bez ukládání vstupů a bez jejich použití k trénování modelů. Advokát tento nástroj nepoužije u údajů, které vyhodnotí jako zvlášť citlivé. Klient byl poučen o možném přístupu orgánů třetích zemí k údajům u poskytovatele. Souhlas lze kdykoli odvolat; odvolání se nedotýká zpracování provedeného před ním.“</w:t>
       </w:r>
     </w:p>
     <w:sectPr>
